--- a/документы/отчет_проектно-технологическая.docx
+++ b/документы/отчет_проектно-технологическая.docx
@@ -244,7 +244,7 @@
           </mc:Choice>
           <mc:Fallback>
             <w:pict>
-              <v:shapetype w14:anchorId="519895A5" id="_x0000_t32" coordsize="21600,21600" o:spt="32" o:oned="t" path="m,l21600,21600e" filled="f">
+              <v:shapetype w14:anchorId="179F2CCA" id="_x0000_t32" coordsize="21600,21600" o:spt="32" o:oned="t" path="m,l21600,21600e" filled="f">
                 <v:path arrowok="t" fillok="f" o:connecttype="none"/>
                 <o:lock v:ext="edit" shapetype="t"/>
               </v:shapetype>
@@ -1218,6 +1218,47 @@
           <w:sz w:val="24"/>
         </w:rPr>
       </w:pPr>
+      <w:r>
+        <w:rPr>
+          <w:rFonts w:ascii="Times New Roman" w:hAnsi="Times New Roman"/>
+          <w:sz w:val="24"/>
+        </w:rPr>
+        <w:drawing>
+          <wp:inline distT="0" distB="0" distL="0" distR="0" wp14:anchorId="27211764" wp14:editId="3B8B2A33">
+            <wp:extent cx="1619476" cy="1667108"/>
+            <wp:effectExtent l="0" t="0" r="0" b="9525"/>
+            <wp:docPr id="907108903" name="Рисунок 1"/>
+            <wp:cNvGraphicFramePr>
+              <a:graphicFrameLocks xmlns:a="http://schemas.openxmlformats.org/drawingml/2006/main" noChangeAspect="1"/>
+            </wp:cNvGraphicFramePr>
+            <a:graphic xmlns:a="http://schemas.openxmlformats.org/drawingml/2006/main">
+              <a:graphicData uri="http://schemas.openxmlformats.org/drawingml/2006/picture">
+                <pic:pic xmlns:pic="http://schemas.openxmlformats.org/drawingml/2006/picture">
+                  <pic:nvPicPr>
+                    <pic:cNvPr id="907108903" name=""/>
+                    <pic:cNvPicPr/>
+                  </pic:nvPicPr>
+                  <pic:blipFill>
+                    <a:blip r:embed="rId7"/>
+                    <a:stretch>
+                      <a:fillRect/>
+                    </a:stretch>
+                  </pic:blipFill>
+                  <pic:spPr>
+                    <a:xfrm>
+                      <a:off x="0" y="0"/>
+                      <a:ext cx="1619476" cy="1667108"/>
+                    </a:xfrm>
+                    <a:prstGeom prst="rect">
+                      <a:avLst/>
+                    </a:prstGeom>
+                  </pic:spPr>
+                </pic:pic>
+              </a:graphicData>
+            </a:graphic>
+          </wp:inline>
+        </w:drawing>
+      </w:r>
     </w:p>
     <w:p>
       <w:pPr>
@@ -1323,6 +1364,43 @@
       <w:pPr>
         <w:jc w:val="both"/>
       </w:pPr>
+      <w:r>
+        <w:drawing>
+          <wp:inline distT="0" distB="0" distL="0" distR="0" wp14:anchorId="6F869675" wp14:editId="1946F0E8">
+            <wp:extent cx="1619476" cy="1657581"/>
+            <wp:effectExtent l="0" t="0" r="0" b="0"/>
+            <wp:docPr id="1483690244" name="Рисунок 1"/>
+            <wp:cNvGraphicFramePr>
+              <a:graphicFrameLocks xmlns:a="http://schemas.openxmlformats.org/drawingml/2006/main" noChangeAspect="1"/>
+            </wp:cNvGraphicFramePr>
+            <a:graphic xmlns:a="http://schemas.openxmlformats.org/drawingml/2006/main">
+              <a:graphicData uri="http://schemas.openxmlformats.org/drawingml/2006/picture">
+                <pic:pic xmlns:pic="http://schemas.openxmlformats.org/drawingml/2006/picture">
+                  <pic:nvPicPr>
+                    <pic:cNvPr id="1483690244" name=""/>
+                    <pic:cNvPicPr/>
+                  </pic:nvPicPr>
+                  <pic:blipFill>
+                    <a:blip r:embed="rId8"/>
+                    <a:stretch>
+                      <a:fillRect/>
+                    </a:stretch>
+                  </pic:blipFill>
+                  <pic:spPr>
+                    <a:xfrm>
+                      <a:off x="0" y="0"/>
+                      <a:ext cx="1619476" cy="1657581"/>
+                    </a:xfrm>
+                    <a:prstGeom prst="rect">
+                      <a:avLst/>
+                    </a:prstGeom>
+                  </pic:spPr>
+                </pic:pic>
+              </a:graphicData>
+            </a:graphic>
+          </wp:inline>
+        </w:drawing>
+      </w:r>
     </w:p>
     <w:p>
       <w:pPr>
@@ -1330,6 +1408,7 @@
         <w:jc w:val="both"/>
       </w:pPr>
       <w:r>
+        <w:lastRenderedPageBreak/>
         <w:t>Задание 1.3</w:t>
       </w:r>
     </w:p>
@@ -1428,7 +1507,6 @@
         <w:rPr>
           <w:color w:val="000000"/>
         </w:rPr>
-        <w:lastRenderedPageBreak/>
         <w:t>Представить в виде</w:t>
       </w:r>
       <w:r>
@@ -1478,6 +1556,48 @@
           <w:szCs w:val="20"/>
         </w:rPr>
       </w:pPr>
+      <w:r>
+        <w:rPr>
+          <w:rFonts w:ascii="Times" w:eastAsiaTheme="minorHAnsi" w:hAnsi="Times"/>
+          <w:sz w:val="20"/>
+          <w:szCs w:val="20"/>
+        </w:rPr>
+        <w:drawing>
+          <wp:inline distT="0" distB="0" distL="0" distR="0" wp14:anchorId="10C1F4EB" wp14:editId="7BDD84A7">
+            <wp:extent cx="1619476" cy="1638529"/>
+            <wp:effectExtent l="0" t="0" r="0" b="0"/>
+            <wp:docPr id="132142315" name="Рисунок 1"/>
+            <wp:cNvGraphicFramePr>
+              <a:graphicFrameLocks xmlns:a="http://schemas.openxmlformats.org/drawingml/2006/main" noChangeAspect="1"/>
+            </wp:cNvGraphicFramePr>
+            <a:graphic xmlns:a="http://schemas.openxmlformats.org/drawingml/2006/main">
+              <a:graphicData uri="http://schemas.openxmlformats.org/drawingml/2006/picture">
+                <pic:pic xmlns:pic="http://schemas.openxmlformats.org/drawingml/2006/picture">
+                  <pic:nvPicPr>
+                    <pic:cNvPr id="132142315" name=""/>
+                    <pic:cNvPicPr/>
+                  </pic:nvPicPr>
+                  <pic:blipFill>
+                    <a:blip r:embed="rId9"/>
+                    <a:stretch>
+                      <a:fillRect/>
+                    </a:stretch>
+                  </pic:blipFill>
+                  <pic:spPr>
+                    <a:xfrm>
+                      <a:off x="0" y="0"/>
+                      <a:ext cx="1619476" cy="1638529"/>
+                    </a:xfrm>
+                    <a:prstGeom prst="rect">
+                      <a:avLst/>
+                    </a:prstGeom>
+                  </pic:spPr>
+                </pic:pic>
+              </a:graphicData>
+            </a:graphic>
+          </wp:inline>
+        </w:drawing>
+      </w:r>
     </w:p>
     <w:p>
       <w:pPr>
@@ -1710,406 +1830,44 @@
           <w:tab w:val="left" w:pos="-15"/>
         </w:tabs>
       </w:pPr>
-    </w:p>
-    <w:p>
-      <w:pPr>
-        <w:pStyle w:val="11"/>
-        <w:pBdr>
-          <w:top w:val="nil"/>
-          <w:left w:val="nil"/>
-          <w:bottom w:val="nil"/>
-          <w:right w:val="nil"/>
-          <w:between w:val="nil"/>
-        </w:pBdr>
-        <w:tabs>
-          <w:tab w:val="left" w:pos="-15"/>
-        </w:tabs>
-        <w:rPr>
-          <w:color w:val="000000"/>
-        </w:rPr>
-      </w:pPr>
-    </w:p>
-    <w:p>
-      <w:pPr>
-        <w:spacing w:after="0" w:line="360" w:lineRule="auto"/>
-        <w:jc w:val="both"/>
-        <w:rPr>
-          <w:rFonts w:ascii="Times New Roman" w:hAnsi="Times New Roman"/>
-          <w:sz w:val="24"/>
-        </w:rPr>
-      </w:pPr>
-    </w:p>
-    <w:p>
-      <w:pPr>
-        <w:pStyle w:val="2"/>
-        <w:jc w:val="both"/>
-      </w:pPr>
-      <w:r>
-        <w:t xml:space="preserve">Задание 2.1 </w:t>
-      </w:r>
-    </w:p>
-    <w:p>
-      <w:pPr>
-        <w:jc w:val="both"/>
-        <w:rPr>
-          <w:rFonts w:ascii="Times New Roman" w:hAnsi="Times New Roman"/>
-          <w:sz w:val="24"/>
-        </w:rPr>
-      </w:pPr>
-      <w:r>
-        <w:rPr>
-          <w:rFonts w:ascii="Times New Roman" w:hAnsi="Times New Roman"/>
-          <w:sz w:val="24"/>
-        </w:rPr>
-        <w:t>Исследовать возможности одного из популярных сервисов для разработчиков (</w:t>
-      </w:r>
-      <w:proofErr w:type="spellStart"/>
-      <w:r>
-        <w:rPr>
-          <w:rFonts w:ascii="Times New Roman" w:hAnsi="Times New Roman"/>
-          <w:sz w:val="24"/>
-        </w:rPr>
-        <w:t>GitHub</w:t>
-      </w:r>
-      <w:proofErr w:type="spellEnd"/>
-      <w:r>
-        <w:rPr>
-          <w:rFonts w:ascii="Times New Roman" w:hAnsi="Times New Roman"/>
-          <w:sz w:val="24"/>
-        </w:rPr>
-        <w:t xml:space="preserve">, </w:t>
-      </w:r>
-      <w:proofErr w:type="spellStart"/>
-      <w:r>
-        <w:rPr>
-          <w:rFonts w:ascii="Times New Roman" w:hAnsi="Times New Roman"/>
-          <w:sz w:val="24"/>
-        </w:rPr>
-        <w:t>GitLab</w:t>
-      </w:r>
-      <w:proofErr w:type="spellEnd"/>
-      <w:r>
-        <w:rPr>
-          <w:rFonts w:ascii="Times New Roman" w:hAnsi="Times New Roman"/>
-          <w:sz w:val="24"/>
-        </w:rPr>
-        <w:t>) для управления временем (тайм-менеджмента) в контексте задач разработчика.</w:t>
-      </w:r>
-    </w:p>
-    <w:p>
-      <w:pPr>
-        <w:jc w:val="both"/>
-        <w:rPr>
-          <w:rFonts w:ascii="Times New Roman" w:hAnsi="Times New Roman"/>
-          <w:sz w:val="24"/>
-        </w:rPr>
-      </w:pPr>
-      <w:r>
-        <w:rPr>
-          <w:rFonts w:ascii="Times New Roman" w:hAnsi="Times New Roman"/>
-          <w:sz w:val="24"/>
-        </w:rPr>
-        <w:t>Создать текстовый отчет с результатами анализа, продемонстрировав основные функции одного из сервисов, его достоинства и недостатки, оценить удобство и эффективность работы с ним.</w:t>
-      </w:r>
-    </w:p>
-    <w:p>
-      <w:pPr>
-        <w:spacing w:after="0" w:line="360" w:lineRule="auto"/>
-        <w:jc w:val="both"/>
-        <w:rPr>
-          <w:rFonts w:ascii="Times New Roman" w:hAnsi="Times New Roman"/>
-          <w:b/>
-          <w:sz w:val="24"/>
-        </w:rPr>
-      </w:pPr>
-      <w:r>
-        <w:rPr>
-          <w:rFonts w:ascii="Times New Roman" w:hAnsi="Times New Roman"/>
-          <w:b/>
-          <w:sz w:val="24"/>
-        </w:rPr>
-        <w:t>Форма отчетности</w:t>
-      </w:r>
-    </w:p>
-    <w:p>
-      <w:pPr>
-        <w:pStyle w:val="11"/>
-        <w:pBdr>
-          <w:top w:val="nil"/>
-          <w:left w:val="nil"/>
-          <w:bottom w:val="nil"/>
-          <w:right w:val="nil"/>
-          <w:between w:val="nil"/>
-        </w:pBdr>
-        <w:rPr>
-          <w:color w:val="000000"/>
-        </w:rPr>
-      </w:pPr>
-      <w:r>
-        <w:rPr>
-          <w:color w:val="000000"/>
-        </w:rPr>
-        <w:t xml:space="preserve">Текстовый </w:t>
-      </w:r>
-      <w:r>
-        <w:rPr>
-          <w:color w:val="000000"/>
-        </w:rPr>
-        <w:t xml:space="preserve">документ. </w:t>
-      </w:r>
-    </w:p>
-    <w:p>
-      <w:pPr>
-        <w:spacing w:after="0" w:line="360" w:lineRule="auto"/>
-        <w:jc w:val="both"/>
-        <w:rPr>
-          <w:rFonts w:ascii="Times New Roman" w:hAnsi="Times New Roman"/>
-          <w:sz w:val="24"/>
-        </w:rPr>
-      </w:pPr>
-      <w:r>
-        <w:rPr>
-          <w:rFonts w:ascii="Times New Roman" w:hAnsi="Times New Roman"/>
-          <w:sz w:val="24"/>
-        </w:rPr>
-        <w:t>QR-код задания (на GIT-репозиторий):</w:t>
-      </w:r>
-    </w:p>
-    <w:p>
-      <w:pPr>
-        <w:spacing w:after="0" w:line="240" w:lineRule="auto"/>
-        <w:jc w:val="both"/>
-        <w:rPr>
-          <w:rFonts w:ascii="Times New Roman" w:eastAsiaTheme="minorHAnsi" w:hAnsi="Times New Roman"/>
-          <w:color w:val="000000"/>
-          <w:sz w:val="24"/>
-          <w:szCs w:val="24"/>
-          <w:lang w:eastAsia="ru-RU"/>
-        </w:rPr>
-      </w:pPr>
-      <w:r>
-        <w:rPr>
-          <w:rFonts w:ascii="Times New Roman" w:eastAsiaTheme="minorHAnsi" w:hAnsi="Times New Roman"/>
-          <w:color w:val="000000"/>
-          <w:sz w:val="24"/>
-          <w:szCs w:val="24"/>
-          <w:lang w:eastAsia="ru-RU"/>
-        </w:rPr>
-        <w:t>_____________________________________________________________________________</w:t>
-      </w:r>
-    </w:p>
-    <w:p>
-      <w:pPr>
-        <w:spacing w:after="0" w:line="240" w:lineRule="auto"/>
-        <w:jc w:val="both"/>
-        <w:rPr>
-          <w:rFonts w:ascii="Times New Roman" w:eastAsiaTheme="minorHAnsi" w:hAnsi="Times New Roman"/>
-          <w:color w:val="000000"/>
-          <w:sz w:val="24"/>
-          <w:szCs w:val="24"/>
-          <w:lang w:eastAsia="ru-RU"/>
-        </w:rPr>
-      </w:pPr>
-    </w:p>
-    <w:p>
-      <w:pPr>
-        <w:pStyle w:val="2"/>
-        <w:jc w:val="both"/>
-      </w:pPr>
-      <w:r>
-        <w:t>Задание 2.2</w:t>
-      </w:r>
-      <w:r>
-        <w:t xml:space="preserve"> </w:t>
-      </w:r>
-    </w:p>
-    <w:p>
-      <w:pPr>
-        <w:pStyle w:val="11"/>
-        <w:tabs>
-          <w:tab w:val="left" w:pos="560"/>
-          <w:tab w:val="left" w:pos="1120"/>
-          <w:tab w:val="left" w:pos="1680"/>
-          <w:tab w:val="left" w:pos="2240"/>
-          <w:tab w:val="left" w:pos="2800"/>
-          <w:tab w:val="left" w:pos="3360"/>
-          <w:tab w:val="left" w:pos="3920"/>
-          <w:tab w:val="left" w:pos="4480"/>
-          <w:tab w:val="left" w:pos="5040"/>
-          <w:tab w:val="left" w:pos="5600"/>
-          <w:tab w:val="left" w:pos="6160"/>
-          <w:tab w:val="left" w:pos="6720"/>
-        </w:tabs>
-        <w:spacing w:after="200" w:line="276" w:lineRule="auto"/>
-        <w:jc w:val="both"/>
-        <w:rPr>
-          <w:color w:val="000000"/>
-        </w:rPr>
-      </w:pPr>
-      <w:r>
-        <w:rPr>
-          <w:color w:val="000000"/>
-        </w:rPr>
-        <w:t xml:space="preserve">На основе предоставленных материалов и рекомендаций, представленных в курсе </w:t>
-      </w:r>
-      <w:proofErr w:type="spellStart"/>
-      <w:r>
-        <w:rPr>
-          <w:color w:val="000000"/>
-        </w:rPr>
-        <w:t>Moodle</w:t>
-      </w:r>
-      <w:proofErr w:type="spellEnd"/>
-      <w:r>
-        <w:rPr>
-          <w:color w:val="000000"/>
-        </w:rPr>
-        <w:t xml:space="preserve">, необходимо настроить и развернуть среду программирования на языке </w:t>
-      </w:r>
-      <w:proofErr w:type="spellStart"/>
-      <w:r>
-        <w:rPr>
-          <w:color w:val="000000"/>
-        </w:rPr>
-        <w:t>Julia</w:t>
-      </w:r>
-      <w:proofErr w:type="spellEnd"/>
-      <w:r>
-        <w:rPr>
-          <w:color w:val="000000"/>
-        </w:rPr>
-        <w:t xml:space="preserve"> с использованием интегрированной среды разработки Visual Studio Code. После этого, используя доступные открытые источники и научные статьи, разработайте решение одной из научных задач, аналогичной той, что была продемонстрирована в </w:t>
-      </w:r>
-      <w:proofErr w:type="spellStart"/>
-      <w:r>
-        <w:rPr>
-          <w:color w:val="000000"/>
-        </w:rPr>
-        <w:t>скринкасте</w:t>
-      </w:r>
-      <w:proofErr w:type="spellEnd"/>
-      <w:r>
-        <w:rPr>
-          <w:color w:val="000000"/>
-        </w:rPr>
-        <w:t>.</w:t>
-      </w:r>
-    </w:p>
-    <w:p>
-      <w:pPr>
-        <w:spacing w:after="0" w:line="360" w:lineRule="auto"/>
-        <w:jc w:val="both"/>
-        <w:rPr>
-          <w:rFonts w:ascii="Times New Roman" w:hAnsi="Times New Roman"/>
-          <w:b/>
-          <w:sz w:val="24"/>
-        </w:rPr>
-      </w:pPr>
-      <w:r>
-        <w:rPr>
-          <w:rFonts w:ascii="Times New Roman" w:hAnsi="Times New Roman"/>
-          <w:b/>
-          <w:sz w:val="24"/>
-        </w:rPr>
-        <w:t>Форма отчетности</w:t>
-      </w:r>
-    </w:p>
-    <w:p>
-      <w:pPr>
-        <w:pStyle w:val="a5"/>
-        <w:shd w:val="clear" w:color="auto" w:fill="FFFFFF"/>
-        <w:spacing w:before="0" w:beforeAutospacing="0" w:after="0" w:afterAutospacing="0"/>
-      </w:pPr>
-      <w:r>
-        <w:t xml:space="preserve">Текстовый отчет в виде </w:t>
-      </w:r>
-      <w:proofErr w:type="spellStart"/>
-      <w:r>
-        <w:rPr>
-          <w:lang w:val="en-US"/>
-        </w:rPr>
-        <w:t>ipynb</w:t>
-      </w:r>
-      <w:proofErr w:type="spellEnd"/>
-      <w:r>
-        <w:t>-</w:t>
-      </w:r>
-      <w:r>
-        <w:t xml:space="preserve">файла </w:t>
-      </w:r>
-      <w:r>
-        <w:t>(</w:t>
-      </w:r>
-      <w:proofErr w:type="spellStart"/>
-      <w:r>
-        <w:rPr>
-          <w:lang w:val="en-US"/>
-        </w:rPr>
-        <w:t>Jupyter</w:t>
-      </w:r>
-      <w:proofErr w:type="spellEnd"/>
-      <w:r>
-        <w:t xml:space="preserve"> </w:t>
-      </w:r>
-      <w:r>
-        <w:rPr>
-          <w:lang w:val="en-US"/>
-        </w:rPr>
-        <w:t>Notebook</w:t>
-      </w:r>
-      <w:r>
-        <w:t>)</w:t>
-      </w:r>
-      <w:r>
-        <w:t xml:space="preserve"> с описанием выполненных шагов </w:t>
-      </w:r>
-    </w:p>
-    <w:p>
-      <w:pPr>
-        <w:pStyle w:val="a5"/>
-        <w:shd w:val="clear" w:color="auto" w:fill="FFFFFF"/>
-        <w:spacing w:before="0" w:beforeAutospacing="0" w:after="0" w:afterAutospacing="0"/>
-      </w:pPr>
-      <w:r>
-        <w:t>с настройкой среды и решением одной научной задачи (проекта).</w:t>
-      </w:r>
-    </w:p>
-    <w:p>
-      <w:pPr>
-        <w:spacing w:after="0" w:line="360" w:lineRule="auto"/>
-        <w:jc w:val="both"/>
-        <w:rPr>
-          <w:rFonts w:ascii="Times New Roman" w:hAnsi="Times New Roman"/>
-          <w:sz w:val="24"/>
-        </w:rPr>
-      </w:pPr>
-    </w:p>
-    <w:p>
-      <w:pPr>
-        <w:spacing w:after="0" w:line="360" w:lineRule="auto"/>
-        <w:jc w:val="both"/>
-        <w:rPr>
-          <w:rFonts w:ascii="Times New Roman" w:hAnsi="Times New Roman"/>
-          <w:sz w:val="24"/>
-        </w:rPr>
-      </w:pPr>
-      <w:r>
-        <w:rPr>
-          <w:rFonts w:ascii="Times New Roman" w:hAnsi="Times New Roman"/>
-          <w:sz w:val="24"/>
-        </w:rPr>
-        <w:t>QR-код задания (на GIT-репозиторий):</w:t>
-      </w:r>
-    </w:p>
-    <w:p>
-      <w:pPr>
-        <w:spacing w:after="0" w:line="360" w:lineRule="auto"/>
-        <w:jc w:val="both"/>
-        <w:rPr>
-          <w:rFonts w:ascii="Times New Roman" w:hAnsi="Times New Roman"/>
-          <w:sz w:val="24"/>
-        </w:rPr>
-      </w:pPr>
+      <w:r>
+        <w:lastRenderedPageBreak/>
+        <w:drawing>
+          <wp:inline distT="0" distB="0" distL="0" distR="0" wp14:anchorId="4DD9B84E" wp14:editId="3480639A">
+            <wp:extent cx="1667108" cy="1676634"/>
+            <wp:effectExtent l="0" t="0" r="9525" b="0"/>
+            <wp:docPr id="1181399882" name="Рисунок 1"/>
+            <wp:cNvGraphicFramePr>
+              <a:graphicFrameLocks xmlns:a="http://schemas.openxmlformats.org/drawingml/2006/main" noChangeAspect="1"/>
+            </wp:cNvGraphicFramePr>
+            <a:graphic xmlns:a="http://schemas.openxmlformats.org/drawingml/2006/main">
+              <a:graphicData uri="http://schemas.openxmlformats.org/drawingml/2006/picture">
+                <pic:pic xmlns:pic="http://schemas.openxmlformats.org/drawingml/2006/picture">
+                  <pic:nvPicPr>
+                    <pic:cNvPr id="1181399882" name=""/>
+                    <pic:cNvPicPr/>
+                  </pic:nvPicPr>
+                  <pic:blipFill>
+                    <a:blip r:embed="rId10"/>
+                    <a:stretch>
+                      <a:fillRect/>
+                    </a:stretch>
+                  </pic:blipFill>
+                  <pic:spPr>
+                    <a:xfrm>
+                      <a:off x="0" y="0"/>
+                      <a:ext cx="1667108" cy="1676634"/>
+                    </a:xfrm>
+                    <a:prstGeom prst="rect">
+                      <a:avLst/>
+                    </a:prstGeom>
+                  </pic:spPr>
+                </pic:pic>
+              </a:graphicData>
+            </a:graphic>
+          </wp:inline>
+        </w:drawing>
+      </w:r>
     </w:p>
     <w:p>
       <w:pPr>
@@ -2436,51 +2194,47 @@
           <w:color w:val="000000"/>
         </w:rPr>
       </w:pPr>
-    </w:p>
-    <w:p>
-      <w:pPr>
-        <w:pStyle w:val="11"/>
-        <w:tabs>
-          <w:tab w:val="left" w:pos="560"/>
-          <w:tab w:val="left" w:pos="1120"/>
-          <w:tab w:val="left" w:pos="1680"/>
-          <w:tab w:val="left" w:pos="2240"/>
-          <w:tab w:val="left" w:pos="2800"/>
-          <w:tab w:val="left" w:pos="3360"/>
-          <w:tab w:val="left" w:pos="3920"/>
-          <w:tab w:val="left" w:pos="4480"/>
-          <w:tab w:val="left" w:pos="5040"/>
-          <w:tab w:val="left" w:pos="5600"/>
-          <w:tab w:val="left" w:pos="6160"/>
-          <w:tab w:val="left" w:pos="6720"/>
-        </w:tabs>
-        <w:spacing w:after="200" w:line="276" w:lineRule="auto"/>
-        <w:jc w:val="both"/>
+      <w:r>
         <w:rPr>
           <w:rFonts w:eastAsiaTheme="minorHAnsi"/>
           <w:color w:val="000000"/>
         </w:rPr>
-      </w:pPr>
-      <w:r>
-        <w:rPr>
-          <w:rFonts w:eastAsiaTheme="minorHAnsi"/>
-          <w:color w:val="000000"/>
-        </w:rPr>
-        <w:t>_____________________________________________________________________________</w:t>
-      </w:r>
-    </w:p>
-    <w:p>
-      <w:pPr>
-        <w:spacing w:after="0" w:line="240" w:lineRule="auto"/>
-        <w:jc w:val="both"/>
-        <w:rPr>
-          <w:rFonts w:ascii="Times New Roman" w:eastAsiaTheme="minorHAnsi" w:hAnsi="Times New Roman"/>
-          <w:color w:val="000000"/>
-          <w:sz w:val="24"/>
-          <w:szCs w:val="24"/>
-          <w:lang w:eastAsia="ru-RU"/>
-        </w:rPr>
-      </w:pPr>
+        <w:drawing>
+          <wp:inline distT="0" distB="0" distL="0" distR="0" wp14:anchorId="31D072BA" wp14:editId="24CE1058">
+            <wp:extent cx="1629002" cy="1657581"/>
+            <wp:effectExtent l="0" t="0" r="9525" b="0"/>
+            <wp:docPr id="1002170091" name="Рисунок 1"/>
+            <wp:cNvGraphicFramePr>
+              <a:graphicFrameLocks xmlns:a="http://schemas.openxmlformats.org/drawingml/2006/main" noChangeAspect="1"/>
+            </wp:cNvGraphicFramePr>
+            <a:graphic xmlns:a="http://schemas.openxmlformats.org/drawingml/2006/main">
+              <a:graphicData uri="http://schemas.openxmlformats.org/drawingml/2006/picture">
+                <pic:pic xmlns:pic="http://schemas.openxmlformats.org/drawingml/2006/picture">
+                  <pic:nvPicPr>
+                    <pic:cNvPr id="1002170091" name=""/>
+                    <pic:cNvPicPr/>
+                  </pic:nvPicPr>
+                  <pic:blipFill>
+                    <a:blip r:embed="rId11"/>
+                    <a:stretch>
+                      <a:fillRect/>
+                    </a:stretch>
+                  </pic:blipFill>
+                  <pic:spPr>
+                    <a:xfrm>
+                      <a:off x="0" y="0"/>
+                      <a:ext cx="1629002" cy="1657581"/>
+                    </a:xfrm>
+                    <a:prstGeom prst="rect">
+                      <a:avLst/>
+                    </a:prstGeom>
+                  </pic:spPr>
+                </pic:pic>
+              </a:graphicData>
+            </a:graphic>
+          </wp:inline>
+        </w:drawing>
+      </w:r>
     </w:p>
     <w:p>
       <w:pPr>
@@ -2576,13 +2330,35 @@
         <w:spacing w:after="200" w:line="276" w:lineRule="auto"/>
         <w:jc w:val="both"/>
       </w:pPr>
+      <w:r>
+        <w:t xml:space="preserve">Терминал (Terminal) или Командная строка (или Command Shell </w:t>
+      </w:r>
       <w:proofErr w:type="spellStart"/>
       <w:r>
-        <w:t>GitHub</w:t>
+        <w:t>Git</w:t>
       </w:r>
       <w:proofErr w:type="spellEnd"/>
       <w:r>
-        <w:t xml:space="preserve"> Desktop</w:t>
+        <w:t>)</w:t>
+      </w:r>
+    </w:p>
+    <w:p>
+      <w:pPr>
+        <w:spacing w:after="0" w:line="360" w:lineRule="auto"/>
+        <w:jc w:val="both"/>
+        <w:rPr>
+          <w:rFonts w:ascii="Times New Roman" w:hAnsi="Times New Roman"/>
+          <w:b/>
+          <w:sz w:val="24"/>
+        </w:rPr>
+      </w:pPr>
+      <w:r>
+        <w:rPr>
+          <w:rFonts w:ascii="Times New Roman" w:hAnsi="Times New Roman"/>
+          <w:b/>
+          <w:sz w:val="24"/>
+        </w:rPr>
+        <w:t>Форма отчетности</w:t>
       </w:r>
     </w:p>
     <w:p>
@@ -2612,246 +2388,31 @@
         <w:spacing w:after="200" w:line="276" w:lineRule="auto"/>
         <w:jc w:val="both"/>
       </w:pPr>
-    </w:p>
-    <w:p>
-      <w:pPr>
-        <w:pStyle w:val="2"/>
-        <w:jc w:val="both"/>
-      </w:pPr>
-      <w:r>
-        <w:t>Задание 2.3</w:t>
-      </w:r>
-      <w:r>
-        <w:t xml:space="preserve"> </w:t>
-      </w:r>
-    </w:p>
-    <w:p>
-      <w:pPr>
-        <w:pStyle w:val="11"/>
-        <w:pBdr>
-          <w:top w:val="nil"/>
-          <w:left w:val="nil"/>
-          <w:bottom w:val="nil"/>
-          <w:right w:val="nil"/>
-          <w:between w:val="nil"/>
-        </w:pBdr>
-        <w:tabs>
-          <w:tab w:val="left" w:pos="560"/>
-          <w:tab w:val="left" w:pos="1120"/>
-          <w:tab w:val="left" w:pos="1680"/>
-          <w:tab w:val="left" w:pos="2240"/>
-          <w:tab w:val="left" w:pos="2800"/>
-          <w:tab w:val="left" w:pos="3360"/>
-          <w:tab w:val="left" w:pos="3920"/>
-          <w:tab w:val="left" w:pos="4480"/>
-          <w:tab w:val="left" w:pos="5040"/>
-          <w:tab w:val="left" w:pos="5600"/>
-          <w:tab w:val="left" w:pos="6160"/>
-          <w:tab w:val="left" w:pos="6720"/>
-        </w:tabs>
-        <w:spacing w:after="200" w:line="276" w:lineRule="auto"/>
-        <w:jc w:val="both"/>
-      </w:pPr>
-      <w:proofErr w:type="spellStart"/>
-      <w:r>
-        <w:t>Sourcetree</w:t>
-      </w:r>
-      <w:proofErr w:type="spellEnd"/>
-    </w:p>
-    <w:p>
-      <w:pPr>
-        <w:pStyle w:val="2"/>
-        <w:jc w:val="both"/>
-      </w:pPr>
-      <w:r>
-        <w:t>Задание 2.3</w:t>
-      </w:r>
-      <w:r>
-        <w:t xml:space="preserve"> </w:t>
-      </w:r>
-    </w:p>
-    <w:p>
-      <w:pPr>
-        <w:pStyle w:val="11"/>
-        <w:pBdr>
-          <w:top w:val="nil"/>
-          <w:left w:val="nil"/>
-          <w:bottom w:val="nil"/>
-          <w:right w:val="nil"/>
-          <w:between w:val="nil"/>
-        </w:pBdr>
-        <w:tabs>
-          <w:tab w:val="left" w:pos="560"/>
-          <w:tab w:val="left" w:pos="1120"/>
-          <w:tab w:val="left" w:pos="1680"/>
-          <w:tab w:val="left" w:pos="2240"/>
-          <w:tab w:val="left" w:pos="2800"/>
-          <w:tab w:val="left" w:pos="3360"/>
-          <w:tab w:val="left" w:pos="3920"/>
-          <w:tab w:val="left" w:pos="4480"/>
-          <w:tab w:val="left" w:pos="5040"/>
-          <w:tab w:val="left" w:pos="5600"/>
-          <w:tab w:val="left" w:pos="6160"/>
-          <w:tab w:val="left" w:pos="6720"/>
-        </w:tabs>
-        <w:spacing w:after="200" w:line="276" w:lineRule="auto"/>
-        <w:jc w:val="both"/>
-      </w:pPr>
-      <w:proofErr w:type="spellStart"/>
-      <w:r>
-        <w:t>GitKraken</w:t>
-      </w:r>
-      <w:proofErr w:type="spellEnd"/>
-    </w:p>
-    <w:p>
-      <w:pPr>
-        <w:pStyle w:val="2"/>
-        <w:jc w:val="both"/>
-      </w:pPr>
-      <w:r>
-        <w:t>Задание 2.3</w:t>
-      </w:r>
-      <w:r>
-        <w:t xml:space="preserve"> </w:t>
-      </w:r>
-    </w:p>
-    <w:p>
-      <w:pPr>
-        <w:pStyle w:val="11"/>
-        <w:pBdr>
-          <w:top w:val="nil"/>
-          <w:left w:val="nil"/>
-          <w:bottom w:val="nil"/>
-          <w:right w:val="nil"/>
-          <w:between w:val="nil"/>
-        </w:pBdr>
-        <w:tabs>
-          <w:tab w:val="left" w:pos="560"/>
-          <w:tab w:val="left" w:pos="1120"/>
-          <w:tab w:val="left" w:pos="1680"/>
-          <w:tab w:val="left" w:pos="2240"/>
-          <w:tab w:val="left" w:pos="2800"/>
-          <w:tab w:val="left" w:pos="3360"/>
-          <w:tab w:val="left" w:pos="3920"/>
-          <w:tab w:val="left" w:pos="4480"/>
-          <w:tab w:val="left" w:pos="5040"/>
-          <w:tab w:val="left" w:pos="5600"/>
-          <w:tab w:val="left" w:pos="6160"/>
-          <w:tab w:val="left" w:pos="6720"/>
-        </w:tabs>
-        <w:spacing w:after="200" w:line="276" w:lineRule="auto"/>
-        <w:jc w:val="both"/>
-      </w:pPr>
-      <w:r>
-        <w:t xml:space="preserve">Терминал (Terminal) или Командная строка (или Command Shell </w:t>
-      </w:r>
-      <w:proofErr w:type="spellStart"/>
-      <w:r>
-        <w:t>Git</w:t>
-      </w:r>
-      <w:proofErr w:type="spellEnd"/>
-      <w:r>
-        <w:t>)</w:t>
-      </w:r>
-    </w:p>
-    <w:p>
-      <w:pPr>
-        <w:pStyle w:val="2"/>
-        <w:jc w:val="both"/>
-      </w:pPr>
-      <w:r>
-        <w:t>Задание 2.3</w:t>
-      </w:r>
-      <w:r>
-        <w:t xml:space="preserve"> </w:t>
-      </w:r>
-    </w:p>
-    <w:p>
-      <w:pPr>
-        <w:pStyle w:val="11"/>
-        <w:pBdr>
-          <w:top w:val="nil"/>
-          <w:left w:val="nil"/>
-          <w:bottom w:val="nil"/>
-          <w:right w:val="nil"/>
-          <w:between w:val="nil"/>
-        </w:pBdr>
-        <w:tabs>
-          <w:tab w:val="left" w:pos="560"/>
-          <w:tab w:val="left" w:pos="1120"/>
-          <w:tab w:val="left" w:pos="1680"/>
-          <w:tab w:val="left" w:pos="2240"/>
-          <w:tab w:val="left" w:pos="2800"/>
-          <w:tab w:val="left" w:pos="3360"/>
-          <w:tab w:val="left" w:pos="3920"/>
-          <w:tab w:val="left" w:pos="4480"/>
-          <w:tab w:val="left" w:pos="5040"/>
-          <w:tab w:val="left" w:pos="5600"/>
-          <w:tab w:val="left" w:pos="6160"/>
-          <w:tab w:val="left" w:pos="6720"/>
-        </w:tabs>
-        <w:spacing w:after="200" w:line="276" w:lineRule="auto"/>
-        <w:jc w:val="both"/>
-      </w:pPr>
-      <w:r>
-        <w:t>Встроенные средства IDE</w:t>
-      </w:r>
-    </w:p>
-    <w:p>
-      <w:pPr>
-        <w:pStyle w:val="11"/>
-        <w:pBdr>
-          <w:top w:val="nil"/>
-          <w:left w:val="nil"/>
-          <w:bottom w:val="nil"/>
-          <w:right w:val="nil"/>
-          <w:between w:val="nil"/>
-        </w:pBdr>
-        <w:tabs>
-          <w:tab w:val="left" w:pos="560"/>
-          <w:tab w:val="left" w:pos="1120"/>
-          <w:tab w:val="left" w:pos="1680"/>
-          <w:tab w:val="left" w:pos="2240"/>
-          <w:tab w:val="left" w:pos="2800"/>
-          <w:tab w:val="left" w:pos="3360"/>
-          <w:tab w:val="left" w:pos="3920"/>
-          <w:tab w:val="left" w:pos="4480"/>
-          <w:tab w:val="left" w:pos="5040"/>
-          <w:tab w:val="left" w:pos="5600"/>
-          <w:tab w:val="left" w:pos="6160"/>
-          <w:tab w:val="left" w:pos="6720"/>
-        </w:tabs>
-        <w:spacing w:after="200" w:line="276" w:lineRule="auto"/>
-        <w:jc w:val="both"/>
-      </w:pPr>
-    </w:p>
-    <w:p>
-      <w:pPr>
-        <w:pStyle w:val="11"/>
-        <w:pBdr>
-          <w:top w:val="nil"/>
-          <w:left w:val="nil"/>
-          <w:bottom w:val="nil"/>
-          <w:right w:val="nil"/>
-          <w:between w:val="nil"/>
-        </w:pBdr>
-        <w:tabs>
-          <w:tab w:val="left" w:pos="560"/>
-          <w:tab w:val="left" w:pos="1120"/>
-          <w:tab w:val="left" w:pos="1680"/>
-          <w:tab w:val="left" w:pos="2240"/>
-          <w:tab w:val="left" w:pos="2800"/>
-          <w:tab w:val="left" w:pos="3360"/>
-          <w:tab w:val="left" w:pos="3920"/>
-          <w:tab w:val="left" w:pos="4480"/>
-          <w:tab w:val="left" w:pos="5040"/>
-          <w:tab w:val="left" w:pos="5600"/>
-          <w:tab w:val="left" w:pos="6160"/>
-          <w:tab w:val="left" w:pos="6720"/>
-        </w:tabs>
-        <w:spacing w:after="200" w:line="276" w:lineRule="auto"/>
-        <w:jc w:val="both"/>
-      </w:pPr>
+      <w:r>
+        <w:rPr>
+          <w:color w:val="000000"/>
+        </w:rPr>
+        <w:lastRenderedPageBreak/>
+        <w:t xml:space="preserve">Скринкаст или текстовый </w:t>
+      </w:r>
+      <w:r>
+        <w:rPr>
+          <w:color w:val="000000"/>
+        </w:rPr>
+        <w:t>документ</w:t>
+      </w:r>
+      <w:r>
+        <w:rPr>
+          <w:color w:val="000000"/>
+        </w:rPr>
+        <w:t xml:space="preserve"> с демонстрацией выполненных действий и комментариями по их выполнению</w:t>
+      </w:r>
+      <w:r>
+        <w:rPr>
+          <w:color w:val="000000"/>
+        </w:rPr>
+        <w:t xml:space="preserve">. </w:t>
+      </w:r>
     </w:p>
     <w:p>
       <w:pPr>
@@ -2859,71 +2420,15 @@
         <w:jc w:val="both"/>
         <w:rPr>
           <w:rFonts w:ascii="Times New Roman" w:hAnsi="Times New Roman"/>
-          <w:b/>
-          <w:sz w:val="24"/>
-        </w:rPr>
-      </w:pPr>
-      <w:r>
-        <w:rPr>
-          <w:rFonts w:ascii="Times New Roman" w:hAnsi="Times New Roman"/>
-          <w:b/>
-          <w:sz w:val="24"/>
-        </w:rPr>
-        <w:t>Форма отчетности</w:t>
-      </w:r>
-    </w:p>
-    <w:p>
-      <w:pPr>
-        <w:pStyle w:val="11"/>
-        <w:pBdr>
-          <w:top w:val="nil"/>
-          <w:left w:val="nil"/>
-          <w:bottom w:val="nil"/>
-          <w:right w:val="nil"/>
-          <w:between w:val="nil"/>
-        </w:pBdr>
-        <w:tabs>
-          <w:tab w:val="left" w:pos="560"/>
-          <w:tab w:val="left" w:pos="1120"/>
-          <w:tab w:val="left" w:pos="1680"/>
-          <w:tab w:val="left" w:pos="2240"/>
-          <w:tab w:val="left" w:pos="2800"/>
-          <w:tab w:val="left" w:pos="3360"/>
-          <w:tab w:val="left" w:pos="3920"/>
-          <w:tab w:val="left" w:pos="4480"/>
-          <w:tab w:val="left" w:pos="5040"/>
-          <w:tab w:val="left" w:pos="5600"/>
-          <w:tab w:val="left" w:pos="6160"/>
-          <w:tab w:val="left" w:pos="6720"/>
-        </w:tabs>
-        <w:spacing w:after="200" w:line="276" w:lineRule="auto"/>
-        <w:jc w:val="both"/>
-      </w:pPr>
-      <w:r>
-        <w:rPr>
-          <w:color w:val="000000"/>
-          <w:lang/>
-        </w:rPr>
-        <w:t xml:space="preserve">Скринкаст или текстовый </w:t>
-      </w:r>
-      <w:r>
-        <w:rPr>
-          <w:color w:val="000000"/>
-        </w:rPr>
-        <w:t>документ</w:t>
-      </w:r>
-      <w:r>
-        <w:rPr>
-          <w:color w:val="000000"/>
-          <w:lang/>
-        </w:rPr>
-        <w:t xml:space="preserve"> с демонстрацией выполненных действий и комментариями по их выполнению</w:t>
-      </w:r>
-      <w:r>
-        <w:rPr>
-          <w:color w:val="000000"/>
-        </w:rPr>
-        <w:t xml:space="preserve">. </w:t>
+          <w:sz w:val="24"/>
+        </w:rPr>
+      </w:pPr>
+      <w:r>
+        <w:rPr>
+          <w:rFonts w:ascii="Times New Roman" w:hAnsi="Times New Roman"/>
+          <w:sz w:val="24"/>
+        </w:rPr>
+        <w:t>QR-код задания (на GIT-репозиторий):</w:t>
       </w:r>
     </w:p>
     <w:p>
@@ -2940,84 +2445,42 @@
           <w:rFonts w:ascii="Times New Roman" w:hAnsi="Times New Roman"/>
           <w:sz w:val="24"/>
         </w:rPr>
-        <w:t>QR-код задания (на GIT-репозиторий):</w:t>
-      </w:r>
-    </w:p>
-    <w:p>
-      <w:pPr>
-        <w:spacing w:after="0" w:line="360" w:lineRule="auto"/>
-        <w:jc w:val="both"/>
-        <w:rPr>
-          <w:rFonts w:ascii="Times New Roman" w:hAnsi="Times New Roman"/>
-          <w:sz w:val="24"/>
-        </w:rPr>
-      </w:pPr>
-    </w:p>
-    <w:p>
-      <w:pPr>
-        <w:spacing w:after="0" w:line="360" w:lineRule="auto"/>
-        <w:jc w:val="both"/>
-        <w:rPr>
-          <w:rFonts w:ascii="Times New Roman" w:hAnsi="Times New Roman"/>
-          <w:sz w:val="24"/>
-        </w:rPr>
-      </w:pPr>
-    </w:p>
-    <w:p>
-      <w:pPr>
-        <w:spacing w:after="0" w:line="240" w:lineRule="auto"/>
-        <w:jc w:val="both"/>
-        <w:rPr>
-          <w:rFonts w:ascii="Times New Roman" w:eastAsiaTheme="minorHAnsi" w:hAnsi="Times New Roman"/>
-          <w:color w:val="000000"/>
-          <w:sz w:val="24"/>
-          <w:szCs w:val="24"/>
-          <w:lang w:eastAsia="ru-RU"/>
-        </w:rPr>
-      </w:pPr>
-      <w:r>
-        <w:rPr>
-          <w:rFonts w:ascii="Times New Roman" w:eastAsiaTheme="minorHAnsi" w:hAnsi="Times New Roman"/>
-          <w:color w:val="000000"/>
-          <w:sz w:val="24"/>
-          <w:szCs w:val="24"/>
-          <w:lang w:eastAsia="ru-RU"/>
-        </w:rPr>
-        <w:t>_____________________________________________________________________________</w:t>
-      </w:r>
-    </w:p>
-    <w:p>
-      <w:pPr>
-        <w:spacing w:after="0" w:line="240" w:lineRule="auto"/>
-        <w:jc w:val="both"/>
-        <w:rPr>
-          <w:rFonts w:ascii="Times New Roman" w:eastAsiaTheme="minorHAnsi" w:hAnsi="Times New Roman"/>
-          <w:color w:val="000000"/>
-          <w:sz w:val="24"/>
-          <w:szCs w:val="24"/>
-          <w:lang w:eastAsia="ru-RU"/>
-        </w:rPr>
-      </w:pPr>
-    </w:p>
-    <w:p>
-      <w:pPr>
-        <w:spacing w:after="0" w:line="360" w:lineRule="auto"/>
-        <w:jc w:val="both"/>
-        <w:rPr>
-          <w:rFonts w:ascii="Times New Roman" w:hAnsi="Times New Roman"/>
-          <w:sz w:val="24"/>
-        </w:rPr>
-      </w:pPr>
-    </w:p>
-    <w:p>
-      <w:pPr>
-        <w:jc w:val="both"/>
-      </w:pPr>
-    </w:p>
-    <w:p>
-      <w:pPr>
-        <w:jc w:val="both"/>
-      </w:pPr>
+        <w:drawing>
+          <wp:inline distT="0" distB="0" distL="0" distR="0" wp14:anchorId="06AEF723" wp14:editId="014BA1CE">
+            <wp:extent cx="1609950" cy="1638529"/>
+            <wp:effectExtent l="0" t="0" r="9525" b="0"/>
+            <wp:docPr id="1013610360" name="Рисунок 1"/>
+            <wp:cNvGraphicFramePr>
+              <a:graphicFrameLocks xmlns:a="http://schemas.openxmlformats.org/drawingml/2006/main" noChangeAspect="1"/>
+            </wp:cNvGraphicFramePr>
+            <a:graphic xmlns:a="http://schemas.openxmlformats.org/drawingml/2006/main">
+              <a:graphicData uri="http://schemas.openxmlformats.org/drawingml/2006/picture">
+                <pic:pic xmlns:pic="http://schemas.openxmlformats.org/drawingml/2006/picture">
+                  <pic:nvPicPr>
+                    <pic:cNvPr id="1013610360" name=""/>
+                    <pic:cNvPicPr/>
+                  </pic:nvPicPr>
+                  <pic:blipFill>
+                    <a:blip r:embed="rId12"/>
+                    <a:stretch>
+                      <a:fillRect/>
+                    </a:stretch>
+                  </pic:blipFill>
+                  <pic:spPr>
+                    <a:xfrm>
+                      <a:off x="0" y="0"/>
+                      <a:ext cx="1609950" cy="1638529"/>
+                    </a:xfrm>
+                    <a:prstGeom prst="rect">
+                      <a:avLst/>
+                    </a:prstGeom>
+                  </pic:spPr>
+                </pic:pic>
+              </a:graphicData>
+            </a:graphic>
+          </wp:inline>
+        </w:drawing>
+      </w:r>
     </w:p>
     <w:p>
       <w:pPr>
@@ -3119,6 +2582,123 @@
           <w:vertAlign w:val="superscript"/>
         </w:rPr>
       </w:pPr>
+      <w:r>
+        <w:rPr>
+          <w:rFonts w:ascii="Times New Roman" w:eastAsia="Times New Roman" w:hAnsi="Times New Roman"/>
+          <w:noProof/>
+          <w:sz w:val="24"/>
+          <w:szCs w:val="28"/>
+          <w:vertAlign w:val="superscript"/>
+        </w:rPr>
+        <mc:AlternateContent>
+          <mc:Choice Requires="wpi">
+            <w:drawing>
+              <wp:anchor distT="0" distB="0" distL="114300" distR="114300" simplePos="0" relativeHeight="251677696" behindDoc="0" locked="0" layoutInCell="1" allowOverlap="1" wp14:anchorId="1BD9561A" wp14:editId="1A704F6A">
+                <wp:simplePos x="0" y="0"/>
+                <wp:positionH relativeFrom="column">
+                  <wp:posOffset>1479550</wp:posOffset>
+                </wp:positionH>
+                <wp:positionV relativeFrom="paragraph">
+                  <wp:posOffset>-18415</wp:posOffset>
+                </wp:positionV>
+                <wp:extent cx="1138555" cy="382905"/>
+                <wp:effectExtent l="38100" t="57150" r="42545" b="55245"/>
+                <wp:wrapNone/>
+                <wp:docPr id="737220146" name="Рукописный ввод 5"/>
+                <wp:cNvGraphicFramePr/>
+                <a:graphic xmlns:a="http://schemas.openxmlformats.org/drawingml/2006/main">
+                  <a:graphicData uri="http://schemas.microsoft.com/office/word/2010/wordprocessingInk">
+                    <w14:contentPart bwMode="auto" r:id="rId13">
+                      <w14:nvContentPartPr>
+                        <w14:cNvContentPartPr/>
+                      </w14:nvContentPartPr>
+                      <w14:xfrm>
+                        <a:off x="0" y="0"/>
+                        <a:ext cx="1138555" cy="382905"/>
+                      </w14:xfrm>
+                    </w14:contentPart>
+                  </a:graphicData>
+                </a:graphic>
+              </wp:anchor>
+            </w:drawing>
+          </mc:Choice>
+          <mc:Fallback>
+            <w:pict>
+              <v:shapetype w14:anchorId="651EE127" id="_x0000_t75" coordsize="21600,21600" o:spt="75" o:preferrelative="t" path="m@4@5l@4@11@9@11@9@5xe" filled="f" stroked="f">
+                <v:stroke joinstyle="miter"/>
+                <v:formulas>
+                  <v:f eqn="if lineDrawn pixelLineWidth 0"/>
+                  <v:f eqn="sum @0 1 0"/>
+                  <v:f eqn="sum 0 0 @1"/>
+                  <v:f eqn="prod @2 1 2"/>
+                  <v:f eqn="prod @3 21600 pixelWidth"/>
+                  <v:f eqn="prod @3 21600 pixelHeight"/>
+                  <v:f eqn="sum @0 0 1"/>
+                  <v:f eqn="prod @6 1 2"/>
+                  <v:f eqn="prod @7 21600 pixelWidth"/>
+                  <v:f eqn="sum @8 21600 0"/>
+                  <v:f eqn="prod @7 21600 pixelHeight"/>
+                  <v:f eqn="sum @10 21600 0"/>
+                </v:formulas>
+                <v:path o:extrusionok="f" gradientshapeok="t" o:connecttype="rect"/>
+                <o:lock v:ext="edit" aspectratio="t"/>
+              </v:shapetype>
+              <v:shape id="Рукописный ввод 5" o:spid="_x0000_s1026" type="#_x0000_t75" style="position:absolute;margin-left:115.8pt;margin-top:-2.15pt;width:91.05pt;height:31.55pt;z-index:251677696;visibility:visible;mso-wrap-style:square;mso-wrap-distance-left:9pt;mso-wrap-distance-top:0;mso-wrap-distance-right:9pt;mso-wrap-distance-bottom:0;mso-position-horizontal:absolute;mso-position-horizontal-relative:text;mso-position-vertical:absolute;mso-position-vertical-relative:text" o:gfxdata="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">
+                <v:imagedata r:id="rId14" o:title=""/>
+              </v:shape>
+            </w:pict>
+          </mc:Fallback>
+        </mc:AlternateContent>
+      </w:r>
+      <w:r>
+        <w:rPr>
+          <w:rFonts w:ascii="Times New Roman" w:eastAsia="Times New Roman" w:hAnsi="Times New Roman"/>
+          <w:noProof/>
+          <w:sz w:val="24"/>
+          <w:szCs w:val="28"/>
+          <w:vertAlign w:val="superscript"/>
+        </w:rPr>
+        <mc:AlternateContent>
+          <mc:Choice Requires="wpi">
+            <w:drawing>
+              <wp:anchor distT="0" distB="0" distL="114300" distR="114300" simplePos="0" relativeHeight="251658240" behindDoc="0" locked="0" layoutInCell="1" allowOverlap="1" wp14:anchorId="28FEAF20" wp14:editId="427AAD3F">
+                <wp:simplePos x="0" y="0"/>
+                <wp:positionH relativeFrom="column">
+                  <wp:posOffset>1672590</wp:posOffset>
+                </wp:positionH>
+                <wp:positionV relativeFrom="paragraph">
+                  <wp:posOffset>-31750</wp:posOffset>
+                </wp:positionV>
+                <wp:extent cx="592200" cy="306720"/>
+                <wp:effectExtent l="38100" t="57150" r="55880" b="55245"/>
+                <wp:wrapNone/>
+                <wp:docPr id="1018622529" name="Рукописный ввод 4"/>
+                <wp:cNvGraphicFramePr/>
+                <a:graphic xmlns:a="http://schemas.openxmlformats.org/drawingml/2006/main">
+                  <a:graphicData uri="http://schemas.microsoft.com/office/word/2010/wordprocessingInk">
+                    <w14:contentPart bwMode="auto" r:id="rId15">
+                      <w14:nvContentPartPr>
+                        <w14:cNvContentPartPr/>
+                      </w14:nvContentPartPr>
+                      <w14:xfrm>
+                        <a:off x="0" y="0"/>
+                        <a:ext cx="592200" cy="306720"/>
+                      </w14:xfrm>
+                    </w14:contentPart>
+                  </a:graphicData>
+                </a:graphic>
+              </wp:anchor>
+            </w:drawing>
+          </mc:Choice>
+          <mc:Fallback>
+            <w:pict>
+              <v:shape w14:anchorId="09F11B11" id="Рукописный ввод 4" o:spid="_x0000_s1026" type="#_x0000_t75" style="position:absolute;margin-left:131pt;margin-top:-3.2pt;width:48.05pt;height:25.55pt;z-index:251658240;visibility:visible;mso-wrap-style:square;mso-wrap-distance-left:9pt;mso-wrap-distance-top:0;mso-wrap-distance-right:9pt;mso-wrap-distance-bottom:0;mso-position-horizontal:absolute;mso-position-horizontal-relative:text;mso-position-vertical:absolute;mso-position-vertical-relative:text" o:gfxdata="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">
+                <v:imagedata r:id="rId16" o:title=""/>
+              </v:shape>
+            </w:pict>
+          </mc:Fallback>
+        </mc:AlternateContent>
+      </w:r>
     </w:p>
     <w:p>
       <w:pPr>
@@ -5541,6 +5121,62 @@
 </w:styles>
 </file>
 
+<file path=word/ink/ink1.xml><?xml version="1.0" encoding="utf-8"?>
+<inkml:ink xmlns:inkml="http://www.w3.org/2003/InkML">
+  <inkml:definitions>
+    <inkml:context xml:id="ctx0">
+      <inkml:inkSource xml:id="inkSrc0">
+        <inkml:traceFormat>
+          <inkml:channel name="X" type="integer" min="-2.14748E9" max="2.14748E9" units="cm"/>
+          <inkml:channel name="Y" type="integer" min="-2.14748E9" max="2.14748E9" units="cm"/>
+          <inkml:channel name="F" type="integer" max="32767" units="dev"/>
+        </inkml:traceFormat>
+        <inkml:channelProperties>
+          <inkml:channelProperty channel="X" name="resolution" value="1000" units="1/cm"/>
+          <inkml:channelProperty channel="Y" name="resolution" value="1000" units="1/cm"/>
+          <inkml:channelProperty channel="F" name="resolution" value="0" units="1/dev"/>
+        </inkml:channelProperties>
+      </inkml:inkSource>
+      <inkml:timestamp xml:id="ts0" timeString="2026-09-28T00:25:44.634"/>
+    </inkml:context>
+    <inkml:brush xml:id="br0">
+      <inkml:brushProperty name="width" value="0.05" units="cm"/>
+      <inkml:brushProperty name="height" value="0.05" units="cm"/>
+      <inkml:brushProperty name="color" value="#004F8B"/>
+    </inkml:brush>
+  </inkml:definitions>
+  <inkml:trace contextRef="#ctx0" brushRef="#br0">509 876 24575,'4'-1'0,"0"-1"0,0 1 0,-1-1 0,1 0 0,0 0 0,-1 0 0,0-1 0,1 1 0,-1-1 0,0 0 0,3-4 0,12-8 0,18-10 0,-6 1 0,2 2 0,1 2 0,0 0 0,69-27 0,-76 42 0,1 1 0,0 1 0,0 1 0,0 1 0,1 1 0,37 6 0,-61-5 0,0 0 0,1-1 0,-1 1 0,0 1 0,0-1 0,0 1 0,-1-1 0,1 1 0,0 0 0,0 0 0,-1 1 0,0-1 0,1 1 0,-1 0 0,0 0 0,0 0 0,2 3 0,3 6 0,-1-1 0,0 1 0,10 25 0,8 13 0,-10-22 0,-11-20 0,1 0 0,-1 0 0,1 0 0,10 11 0,-12-16 0,0-1 0,0 1 0,1-1 0,-1 1 0,0-1 0,1 0 0,0-1 0,-1 1 0,1 0 0,0-1 0,0 0 0,0 0 0,0 0 0,4 0 0,9 1 0,-1 0 0,0-1 0,1-1 0,-1 0 0,1-1 0,-1-1 0,0-1 0,0 0 0,0-1 0,0-1 0,0 0 0,-1-1 0,0-1 0,0 0 0,26-19 0,19-19 0,-27 21 0,-1-2 0,33-33 0,30-33 0,-78 74 0,1 1 0,0 1 0,1 0 0,30-18 0,-27 20 0,-1-2 0,0 0 0,35-36 0,11-19 0,-45 50 0,-1 0 0,-1-2 0,-1 0 0,21-34 0,29-62 0,-50 71 0,-17 138 0,-4-55 0,-1-1 0,-2 1 0,-1-1 0,-2 0 0,-1-1 0,-21 51 0,21-63 0,-33 69 0,11-24 0,26-53 0,-1 0 0,0 0 0,0-1 0,-2 0 0,1 0 0,-16 18 0,-5 0 0,16-16 0,1 0 0,-2-1 0,0-1 0,0 0 0,-2-1 0,1 0 0,-1-1 0,-22 11 0,26-17 0,0 0 0,0 1 0,0-2 0,-1 1 0,1-2 0,-19 3 0,28-5 0,-1 0 0,1 0 0,0 0 0,0 0 0,-1 0 0,1-1 0,0 1 0,0-1 0,-1 0 0,1 0 0,0 0 0,0 0 0,0 0 0,0 0 0,0 0 0,0 0 0,0-1 0,1 1 0,-1-1 0,0 0 0,1 1 0,-1-1 0,1 0 0,0 0 0,-1 0 0,1 0 0,0 0 0,0 0 0,1 0 0,-1-1 0,0 1 0,1 0 0,-1 0 0,0-4 0,0-1 0,0 1 0,0-1 0,1 1 0,0-1 0,0 1 0,0 0 0,1-1 0,0 1 0,0-1 0,1 1 0,0 0 0,0 0 0,0 0 0,1 0 0,-1 0 0,1 0 0,6-7 0,-3 5 0,1 1 0,0 0 0,0 1 0,0-1 0,1 1 0,-1 1 0,1 0 0,1 0 0,-1 0 0,1 1 0,9-3 0,-4 2 0,0 0 0,0 2 0,0 0 0,0 0 0,1 1 0,-1 1 0,1 0 0,-1 1 0,1 1 0,-1 0 0,1 1 0,-1 0 0,0 1 0,0 1 0,25 10 0,13 16 0,-40-21 0,1-1 0,1 0 0,0-2 0,0 1 0,22 6 0,0-5 0,2-1 0,-1-2 0,1-1 0,48-2 0,-78-2 0,6 0 0,0 0 0,0-1 0,0 0 0,0-1 0,20-6 0,-30 7 0,1-1 0,-1 0 0,0 0 0,-1-1 0,1 1 0,0-1 0,-1 1 0,1-1 0,-1 0 0,0-1 0,0 1 0,0 0 0,0-1 0,-1 0 0,1 1 0,-1-1 0,0 0 0,0 0 0,-1-1 0,1 1 0,1-7 0,1-4 0,-1 0 0,0 0 0,-1 0 0,-1 0 0,-1-1 0,0 1 0,0 0 0,-2-1 0,0 1 0,0 0 0,-2 0 0,0 0 0,0 1 0,-2-1 0,0 1 0,0 0 0,-1 1 0,-1-1 0,0 1 0,-1 1 0,-12-14 0,-10-6 0,-27-38 0,49 61 0,1 1 0,-2 0 0,1 0 0,-1 1 0,0 0 0,-1 1 0,-13-6 0,-10-8 0,10 4 0,-1 0 0,0 2 0,-1 1 0,-1 2 0,0 0 0,0 1 0,-53-10 0,-30 7 0,-125 3 0,95 8 0,-118 5 0,221 2 0,-1 2 0,-65 21 0,-36 7 0,-22-3 0,1 8 0,3 7 0,-186 81 0,300-111 0,1 2 0,-74 46 0,98-53 0,0 1 0,1 1 0,0 0 0,1 1 0,1 1 0,-15 19 0,25-28 0,1 0 0,-1 0 0,1 0 0,0 0 0,1 1 0,0 0 0,0 0 0,1 0 0,0 0 0,0 0 0,1 0 0,0 1 0,0-1 0,1 0 0,0 1 0,1-1 0,-1 0 0,2 1 0,2 8 0,-3-12 0,1 0 0,0 0 0,1-1 0,-1 1 0,1-1 0,0 0 0,0 1 0,0-1 0,0-1 0,1 1 0,0 0 0,0-1 0,0 0 0,0 0 0,7 4 0,8 3 0,0 0 0,30 10 0,-16-8 0,-9-4 0,0-2 0,1 0 0,-1-2 0,35 2 0,-23-2 0,148 18 0,657 45 0,-311-27-829,-2 1 740,-239-23 993,-249-13-900,0-2 0,0-2 0,43-5-1,-68 3-3,0-2 0,-1 0 0,1 0 0,-1-1 0,1-1 0,-1-1 0,0 0 0,-1-1 0,0 0-1,0-1 1,16-12 0,-15 9-1365,0 1-5461</inkml:trace>
+</inkml:ink>
+</file>
+
+<file path=word/ink/ink2.xml><?xml version="1.0" encoding="utf-8"?>
+<inkml:ink xmlns:inkml="http://www.w3.org/2003/InkML">
+  <inkml:definitions>
+    <inkml:context xml:id="ctx0">
+      <inkml:inkSource xml:id="inkSrc0">
+        <inkml:traceFormat>
+          <inkml:channel name="X" type="integer" min="-2.14748E9" max="2.14748E9" units="cm"/>
+          <inkml:channel name="Y" type="integer" min="-2.14748E9" max="2.14748E9" units="cm"/>
+          <inkml:channel name="F" type="integer" max="32767" units="dev"/>
+        </inkml:traceFormat>
+        <inkml:channelProperties>
+          <inkml:channelProperty channel="X" name="resolution" value="1000" units="1/cm"/>
+          <inkml:channelProperty channel="Y" name="resolution" value="1000" units="1/cm"/>
+          <inkml:channelProperty channel="F" name="resolution" value="0" units="1/dev"/>
+        </inkml:channelProperties>
+      </inkml:inkSource>
+      <inkml:timestamp xml:id="ts0" timeString="2026-09-28T00:25:40.772"/>
+    </inkml:context>
+    <inkml:brush xml:id="br0">
+      <inkml:brushProperty name="width" value="0.05" units="cm"/>
+      <inkml:brushProperty name="height" value="0.05" units="cm"/>
+      <inkml:brushProperty name="color" value="#004F8B"/>
+    </inkml:brush>
+  </inkml:definitions>
+  <inkml:trace contextRef="#ctx0" brushRef="#br0">0 463 24575,'2'-5'0,"0"0"0,0 1 0,0-1 0,0 0 0,1 1 0,0 0 0,0-1 0,0 1 0,1 0 0,-1 1 0,1-1 0,6-4 0,-2 1 0,10-10 0,37-24 0,-7 6 0,-20 12 0,2 1 0,0 1 0,1 1 0,1 2 0,1 2 0,1 0 0,36-10 0,-18 8 0,-34 11 0,0 1 0,0 0 0,1 2 0,35-5 0,11-3 0,-57 9 0,1 0 0,0 1 0,-1 0 0,1 1 0,0 0 0,0 0 0,0 1 0,1 0 0,-1 1 0,17 3 0,-24-3 0,0-1 0,1 1 0,-2 0 0,1 0 0,0 1 0,0-1 0,0 0 0,0 1 0,-1-1 0,1 1 0,-1-1 0,1 1 0,-1 0 0,0-1 0,1 1 0,-1 0 0,0 0 0,0 0 0,0 0 0,0 3 0,0-1 0,0 1 0,0-1 0,-1 0 0,0 1 0,0-1 0,0 1 0,-1-1 0,1 0 0,-3 8 0,-1 1 0,0-1 0,-1 1 0,0-1 0,-1 0 0,-14 19 0,-5 2 0,-43 42 0,28-32 0,-9 6 0,-1-3 0,-3-1 0,-67 43 0,-72 39 0,177-118 0,-1-1 0,-1-1 0,-17 6 0,20-8 0,1 0 0,0 1 0,0 0 0,0 1 0,-17 12 0,29-19 0,1 0 0,0 0 0,0 0 0,-1 0 0,1 0 0,0 0 0,-1 0 0,1 0 0,0 1 0,-1-1 0,1 0 0,0 0 0,0 0 0,-1 0 0,1 1 0,0-1 0,0 0 0,-1 0 0,1 0 0,0 1 0,0-1 0,0 0 0,0 0 0,-1 1 0,1-1 0,0 0 0,0 0 0,0 1 0,0-1 0,0 0 0,0 1 0,0-1 0,0 0 0,-1 1 0,1-1 0,0 0 0,0 1 0,1-1 0,-1 0 0,0 0 0,0 1 0,0-1 0,0 0 0,0 1 0,0-1 0,0 0 0,0 0 0,0 1 0,1-1 0,19-1 0,28-12 0,20-20 0,70-46 0,41-20 0,-10 7 0,-69 35 0,296-169 0,-275 140 0,-78 54 0,78-45 0,-96 66 0,0 1 0,1 1 0,1 2 0,28-5 0,-31 7 0,-23 4 0,0 1 0,0 0 0,0 0 0,1-1 0,-1 1 0,0 0 0,0 0 0,1 0 0,-1 0 0,0 1 0,0-1 0,0 0 0,1 0 0,-1 1 0,0-1 0,0 1 0,0-1 0,0 1 0,0-1 0,0 1 0,0 0 0,0-1 0,0 1 0,0 0 0,0 0 0,0 0 0,1 1 0,-1 1 0,1 0 0,-1 0 0,0-1 0,0 1 0,0 0 0,0 1 0,-1-1 0,1 0 0,-1 0 0,0 5 0,0 5 0,-1 0 0,0 0 0,-1-1 0,-6 19 0,4-21 0,0 0 0,-1-1 0,-1 1 0,1-1 0,-2 0 0,-10 12 0,-16 23 0,14-17 0,-1-2 0,-1 0 0,-2-1 0,0-2 0,-47 36 0,-19 18 0,44-43-1365,32-24-5461</inkml:trace>
+</inkml:ink>
+</file>
+
 <file path=word/theme/theme1.xml><?xml version="1.0" encoding="utf-8"?>
 <a:theme xmlns:a="http://schemas.openxmlformats.org/drawingml/2006/main" name="Тема Office">
   <a:themeElements>
